--- a/docs/DEPLOYMENT.docx
+++ b/docs/DEPLOYMENT.docx
@@ -300,7 +300,7 @@
         <w:rPr>
           <w:rStyle w:val="NormalTok"/>
         </w:rPr>
-        <w:t xml:space="preserve"> clone https://github.com/EyesMindOpen/threatpulse.git</w:t>
+        <w:t xml:space="preserve"> clone https://github.com/SecureAscent/threatpulse.git</w:t>
       </w:r>
       <w:r>
         <w:br/>
